--- a/Files/02 - Shemos/07 - Teruma/5785/Teruma 5785.docx
+++ b/Files/02 - Shemos/07 - Teruma/5785/Teruma 5785.docx
@@ -52,7 +52,7 @@
         <w:rPr>
           <w:rFonts w:ascii="Times New Roman" w:hAnsi="Times New Roman" w:cs="Times New Roman"/>
         </w:rPr>
-        <w:t xml:space="preserve">. The </w:t>
+        <w:t>. The</w:t>
       </w:r>
       <w:r>
         <w:rPr>
@@ -65,7 +65,7 @@
         <w:rPr>
           <w:rFonts w:ascii="Times New Roman" w:hAnsi="Times New Roman" w:cs="Times New Roman"/>
         </w:rPr>
-        <w:t xml:space="preserve"> of </w:t>
+        <w:t xml:space="preserve"> of</w:t>
       </w:r>
       <w:r>
         <w:rPr>
@@ -185,7 +185,7 @@
         <w:rPr>
           <w:rFonts w:ascii="Times New Roman" w:hAnsi="Times New Roman" w:cs="Times New Roman"/>
         </w:rPr>
-        <w:t xml:space="preserve">, which represents the ongoing </w:t>
+        <w:t>, which represents the ongoing</w:t>
       </w:r>
       <w:r>
         <w:rPr>
@@ -257,7 +257,7 @@
           <w:rFonts w:ascii="Times New Roman" w:hAnsi="Times New Roman" w:cs="Times New Roman"/>
           <w:rtl/>
         </w:rPr>
-        <w:t>״</w:t>
+        <w:t>"</w:t>
       </w:r>
       <w:r>
         <w:rPr>
@@ -516,7 +516,7 @@
         <w:rPr>
           <w:rFonts w:ascii="Times New Roman" w:hAnsi="Times New Roman" w:cs="Times New Roman"/>
         </w:rPr>
-        <w:t xml:space="preserve"> called </w:t>
+        <w:t xml:space="preserve"> called</w:t>
       </w:r>
       <w:r>
         <w:rPr>
@@ -978,7 +978,7 @@
         <w:rPr>
           <w:rFonts w:ascii="Times New Roman" w:hAnsi="Times New Roman" w:cs="Times New Roman"/>
         </w:rPr>
-        <w:t xml:space="preserve">The </w:t>
+        <w:t>The</w:t>
       </w:r>
       <w:r>
         <w:rPr>
@@ -1349,7 +1349,7 @@
           <w:rFonts w:ascii="Times New Roman" w:hAnsi="Times New Roman" w:cs="Times New Roman"/>
           <w:rtl/>
         </w:rPr>
-        <w:t>״</w:t>
+        <w:t>"</w:t>
       </w:r>
       <w:r>
         <w:rPr>
@@ -1390,7 +1390,7 @@
           <w:rFonts w:ascii="Times New Roman" w:hAnsi="Times New Roman" w:cs="Times New Roman"/>
           <w:rtl/>
         </w:rPr>
-        <w:t>״</w:t>
+        <w:t>"</w:t>
       </w:r>
       <w:r>
         <w:rPr>
@@ -2080,7 +2080,7 @@
         <w:rPr>
           <w:rFonts w:ascii="Times New Roman" w:hAnsi="Times New Roman" w:cs="Times New Roman"/>
         </w:rPr>
-        <w:t xml:space="preserve"> - He needed the help from </w:t>
+        <w:t xml:space="preserve"> - He needed the help from</w:t>
       </w:r>
       <w:r>
         <w:rPr>
@@ -2769,7 +2769,7 @@
         <w:rPr>
           <w:rFonts w:ascii="Times New Roman" w:hAnsi="Times New Roman" w:cs="Times New Roman"/>
         </w:rPr>
-        <w:t xml:space="preserve">, a </w:t>
+        <w:t>, a</w:t>
       </w:r>
       <w:r>
         <w:rPr>
@@ -4232,7 +4232,7 @@
         <w:rPr>
           <w:rFonts w:ascii="Times New Roman" w:hAnsi="Times New Roman" w:cs="Times New Roman"/>
         </w:rPr>
-        <w:t xml:space="preserve"> that </w:t>
+        <w:t xml:space="preserve"> that</w:t>
       </w:r>
       <w:r>
         <w:rPr>
@@ -4365,7 +4365,7 @@
           <w:rFonts w:ascii="Times New Roman" w:hAnsi="Times New Roman" w:cs="Times New Roman"/>
           <w:rtl/>
         </w:rPr>
-        <w:t>״</w:t>
+        <w:t>"</w:t>
       </w:r>
       <w:r>
         <w:rPr>
@@ -4418,7 +4418,7 @@
           <w:rFonts w:ascii="Times New Roman" w:hAnsi="Times New Roman" w:cs="Times New Roman"/>
           <w:rtl/>
         </w:rPr>
-        <w:t>״</w:t>
+        <w:t>"</w:t>
       </w:r>
       <w:r>
         <w:rPr>
@@ -4471,7 +4471,7 @@
           <w:rFonts w:ascii="Times New Roman" w:hAnsi="Times New Roman" w:cs="Times New Roman"/>
           <w:rtl/>
         </w:rPr>
-        <w:t>״</w:t>
+        <w:t>"</w:t>
       </w:r>
       <w:r>
         <w:rPr>
@@ -4490,6 +4490,12 @@
         <w:rPr>
           <w:rFonts w:ascii="Times New Roman" w:hAnsi="Times New Roman" w:cs="Times New Roman"/>
         </w:rPr>
+        <w:t>.</w:t>
+      </w:r>
+      <w:r>
+        <w:rPr>
+          <w:rFonts w:ascii="Times New Roman" w:hAnsi="Times New Roman" w:cs="Times New Roman"/>
+        </w:rPr>
         <w:t xml:space="preserve"> Why did </w:t>
       </w:r>
       <w:r>
@@ -4504,7 +4510,7 @@
           <w:rFonts w:ascii="Times New Roman" w:hAnsi="Times New Roman" w:cs="Times New Roman"/>
           <w:rtl/>
         </w:rPr>
-        <w:t>״</w:t>
+        <w:t>"</w:t>
       </w:r>
       <w:r>
         <w:rPr>
@@ -4587,7 +4593,7 @@
           <w:rFonts w:ascii="Times New Roman" w:hAnsi="Times New Roman" w:cs="Times New Roman"/>
           <w:rtl/>
         </w:rPr>
-        <w:t>״</w:t>
+        <w:t>"</w:t>
       </w:r>
       <w:r>
         <w:rPr>
@@ -4736,7 +4742,7 @@
           <w:rFonts w:ascii="Times New Roman" w:hAnsi="Times New Roman" w:cs="Times New Roman"/>
           <w:rtl/>
         </w:rPr>
-        <w:t>״</w:t>
+        <w:t>"</w:t>
       </w:r>
       <w:r>
         <w:rPr>
@@ -4777,7 +4783,7 @@
           <w:rFonts w:ascii="Times New Roman" w:hAnsi="Times New Roman" w:cs="Times New Roman"/>
           <w:rtl/>
         </w:rPr>
-        <w:t>״</w:t>
+        <w:t>"</w:t>
       </w:r>
       <w:r>
         <w:rPr>
@@ -4919,7 +4925,7 @@
           <w:rFonts w:ascii="Times New Roman" w:hAnsi="Times New Roman" w:cs="Times New Roman"/>
           <w:rtl/>
         </w:rPr>
-        <w:t>״</w:t>
+        <w:t>"</w:t>
       </w:r>
       <w:r>
         <w:rPr>
@@ -5226,7 +5232,7 @@
           <w:rFonts w:ascii="Times New Roman" w:hAnsi="Times New Roman" w:cs="Times New Roman"/>
           <w:rtl/>
         </w:rPr>
-        <w:t>״</w:t>
+        <w:t>"</w:t>
       </w:r>
       <w:r>
         <w:rPr>
@@ -5331,7 +5337,7 @@
           <w:rFonts w:ascii="Times New Roman" w:hAnsi="Times New Roman" w:cs="Times New Roman"/>
           <w:rtl/>
         </w:rPr>
-        <w:t>״</w:t>
+        <w:t>"</w:t>
       </w:r>
       <w:r>
         <w:rPr>
@@ -5435,7 +5441,7 @@
           <w:rFonts w:ascii="Times New Roman" w:hAnsi="Times New Roman" w:cs="Times New Roman"/>
           <w:rtl/>
         </w:rPr>
-        <w:t>״</w:t>
+        <w:t>"</w:t>
       </w:r>
       <w:r>
         <w:rPr>
@@ -5540,7 +5546,7 @@
           <w:rFonts w:ascii="Times New Roman" w:hAnsi="Times New Roman" w:cs="Times New Roman"/>
           <w:rtl/>
         </w:rPr>
-        <w:t>״</w:t>
+        <w:t>"</w:t>
       </w:r>
       <w:r>
         <w:rPr>

--- a/Files/02 - Shemos/07 - Teruma/5785/Teruma 5785.docx
+++ b/Files/02 - Shemos/07 - Teruma/5785/Teruma 5785.docx
@@ -52,7 +52,7 @@
         <w:rPr>
           <w:rFonts w:ascii="Times New Roman" w:hAnsi="Times New Roman" w:cs="Times New Roman"/>
         </w:rPr>
-        <w:t>. The</w:t>
+        <w:t xml:space="preserve">. The </w:t>
       </w:r>
       <w:r>
         <w:rPr>
@@ -65,7 +65,7 @@
         <w:rPr>
           <w:rFonts w:ascii="Times New Roman" w:hAnsi="Times New Roman" w:cs="Times New Roman"/>
         </w:rPr>
-        <w:t xml:space="preserve"> of</w:t>
+        <w:t xml:space="preserve"> of </w:t>
       </w:r>
       <w:r>
         <w:rPr>
@@ -185,7 +185,7 @@
         <w:rPr>
           <w:rFonts w:ascii="Times New Roman" w:hAnsi="Times New Roman" w:cs="Times New Roman"/>
         </w:rPr>
-        <w:t>, which represents the ongoing</w:t>
+        <w:t xml:space="preserve">, which represents the ongoing </w:t>
       </w:r>
       <w:r>
         <w:rPr>
@@ -257,7 +257,7 @@
           <w:rFonts w:ascii="Times New Roman" w:hAnsi="Times New Roman" w:cs="Times New Roman"/>
           <w:rtl/>
         </w:rPr>
-        <w:t>"</w:t>
+        <w:t>״</w:t>
       </w:r>
       <w:r>
         <w:rPr>
@@ -516,7 +516,7 @@
         <w:rPr>
           <w:rFonts w:ascii="Times New Roman" w:hAnsi="Times New Roman" w:cs="Times New Roman"/>
         </w:rPr>
-        <w:t xml:space="preserve"> called</w:t>
+        <w:t xml:space="preserve"> called </w:t>
       </w:r>
       <w:r>
         <w:rPr>
@@ -978,7 +978,7 @@
         <w:rPr>
           <w:rFonts w:ascii="Times New Roman" w:hAnsi="Times New Roman" w:cs="Times New Roman"/>
         </w:rPr>
-        <w:t>The</w:t>
+        <w:t xml:space="preserve">The </w:t>
       </w:r>
       <w:r>
         <w:rPr>
@@ -1349,7 +1349,7 @@
           <w:rFonts w:ascii="Times New Roman" w:hAnsi="Times New Roman" w:cs="Times New Roman"/>
           <w:rtl/>
         </w:rPr>
-        <w:t>"</w:t>
+        <w:t>״</w:t>
       </w:r>
       <w:r>
         <w:rPr>
@@ -1390,7 +1390,7 @@
           <w:rFonts w:ascii="Times New Roman" w:hAnsi="Times New Roman" w:cs="Times New Roman"/>
           <w:rtl/>
         </w:rPr>
-        <w:t>"</w:t>
+        <w:t>״</w:t>
       </w:r>
       <w:r>
         <w:rPr>
@@ -2080,7 +2080,7 @@
         <w:rPr>
           <w:rFonts w:ascii="Times New Roman" w:hAnsi="Times New Roman" w:cs="Times New Roman"/>
         </w:rPr>
-        <w:t xml:space="preserve"> - He needed the help from</w:t>
+        <w:t xml:space="preserve"> - He needed the help from </w:t>
       </w:r>
       <w:r>
         <w:rPr>
@@ -2769,7 +2769,7 @@
         <w:rPr>
           <w:rFonts w:ascii="Times New Roman" w:hAnsi="Times New Roman" w:cs="Times New Roman"/>
         </w:rPr>
-        <w:t>, a</w:t>
+        <w:t xml:space="preserve">, a </w:t>
       </w:r>
       <w:r>
         <w:rPr>
@@ -4232,7 +4232,7 @@
         <w:rPr>
           <w:rFonts w:ascii="Times New Roman" w:hAnsi="Times New Roman" w:cs="Times New Roman"/>
         </w:rPr>
-        <w:t xml:space="preserve"> that</w:t>
+        <w:t xml:space="preserve"> that </w:t>
       </w:r>
       <w:r>
         <w:rPr>
@@ -4365,7 +4365,7 @@
           <w:rFonts w:ascii="Times New Roman" w:hAnsi="Times New Roman" w:cs="Times New Roman"/>
           <w:rtl/>
         </w:rPr>
-        <w:t>"</w:t>
+        <w:t>״</w:t>
       </w:r>
       <w:r>
         <w:rPr>
@@ -4418,7 +4418,7 @@
           <w:rFonts w:ascii="Times New Roman" w:hAnsi="Times New Roman" w:cs="Times New Roman"/>
           <w:rtl/>
         </w:rPr>
-        <w:t>"</w:t>
+        <w:t>״</w:t>
       </w:r>
       <w:r>
         <w:rPr>
@@ -4471,7 +4471,7 @@
           <w:rFonts w:ascii="Times New Roman" w:hAnsi="Times New Roman" w:cs="Times New Roman"/>
           <w:rtl/>
         </w:rPr>
-        <w:t>"</w:t>
+        <w:t>״</w:t>
       </w:r>
       <w:r>
         <w:rPr>
@@ -4510,7 +4510,7 @@
           <w:rFonts w:ascii="Times New Roman" w:hAnsi="Times New Roman" w:cs="Times New Roman"/>
           <w:rtl/>
         </w:rPr>
-        <w:t>"</w:t>
+        <w:t>״</w:t>
       </w:r>
       <w:r>
         <w:rPr>
@@ -4593,7 +4593,7 @@
           <w:rFonts w:ascii="Times New Roman" w:hAnsi="Times New Roman" w:cs="Times New Roman"/>
           <w:rtl/>
         </w:rPr>
-        <w:t>"</w:t>
+        <w:t>״</w:t>
       </w:r>
       <w:r>
         <w:rPr>
@@ -4742,7 +4742,7 @@
           <w:rFonts w:ascii="Times New Roman" w:hAnsi="Times New Roman" w:cs="Times New Roman"/>
           <w:rtl/>
         </w:rPr>
-        <w:t>"</w:t>
+        <w:t>״</w:t>
       </w:r>
       <w:r>
         <w:rPr>
@@ -4783,7 +4783,7 @@
           <w:rFonts w:ascii="Times New Roman" w:hAnsi="Times New Roman" w:cs="Times New Roman"/>
           <w:rtl/>
         </w:rPr>
-        <w:t>"</w:t>
+        <w:t>״</w:t>
       </w:r>
       <w:r>
         <w:rPr>
@@ -4925,7 +4925,7 @@
           <w:rFonts w:ascii="Times New Roman" w:hAnsi="Times New Roman" w:cs="Times New Roman"/>
           <w:rtl/>
         </w:rPr>
-        <w:t>"</w:t>
+        <w:t>״</w:t>
       </w:r>
       <w:r>
         <w:rPr>
@@ -5232,7 +5232,7 @@
           <w:rFonts w:ascii="Times New Roman" w:hAnsi="Times New Roman" w:cs="Times New Roman"/>
           <w:rtl/>
         </w:rPr>
-        <w:t>"</w:t>
+        <w:t>״</w:t>
       </w:r>
       <w:r>
         <w:rPr>
@@ -5337,7 +5337,7 @@
           <w:rFonts w:ascii="Times New Roman" w:hAnsi="Times New Roman" w:cs="Times New Roman"/>
           <w:rtl/>
         </w:rPr>
-        <w:t>"</w:t>
+        <w:t>״</w:t>
       </w:r>
       <w:r>
         <w:rPr>
@@ -5441,7 +5441,7 @@
           <w:rFonts w:ascii="Times New Roman" w:hAnsi="Times New Roman" w:cs="Times New Roman"/>
           <w:rtl/>
         </w:rPr>
-        <w:t>"</w:t>
+        <w:t>״</w:t>
       </w:r>
       <w:r>
         <w:rPr>
@@ -5546,7 +5546,7 @@
           <w:rFonts w:ascii="Times New Roman" w:hAnsi="Times New Roman" w:cs="Times New Roman"/>
           <w:rtl/>
         </w:rPr>
-        <w:t>"</w:t>
+        <w:t>״</w:t>
       </w:r>
       <w:r>
         <w:rPr>

--- a/Files/02 - Shemos/07 - Teruma/5785/Teruma 5785.docx
+++ b/Files/02 - Shemos/07 - Teruma/5785/Teruma 5785.docx
@@ -4,6 +4,7 @@
   <w:body>
     <w:p>
       <w:pPr>
+        <w:ind w:left="720" w:hanging="720"/>
         <w:rPr>
           <w:rFonts w:ascii="Times New Roman" w:hAnsi="Times New Roman" w:cs="Times New Roman"/>
         </w:rPr>
@@ -52,7 +53,7 @@
         <w:rPr>
           <w:rFonts w:ascii="Times New Roman" w:hAnsi="Times New Roman" w:cs="Times New Roman"/>
         </w:rPr>
-        <w:t xml:space="preserve">. The </w:t>
+        <w:t>. The</w:t>
       </w:r>
       <w:r>
         <w:rPr>
@@ -65,7 +66,7 @@
         <w:rPr>
           <w:rFonts w:ascii="Times New Roman" w:hAnsi="Times New Roman" w:cs="Times New Roman"/>
         </w:rPr>
-        <w:t xml:space="preserve"> of </w:t>
+        <w:t xml:space="preserve"> of</w:t>
       </w:r>
       <w:r>
         <w:rPr>
@@ -185,7 +186,7 @@
         <w:rPr>
           <w:rFonts w:ascii="Times New Roman" w:hAnsi="Times New Roman" w:cs="Times New Roman"/>
         </w:rPr>
-        <w:t xml:space="preserve">, which represents the ongoing </w:t>
+        <w:t>, which represents the ongoing</w:t>
       </w:r>
       <w:r>
         <w:rPr>
@@ -257,7 +258,7 @@
           <w:rFonts w:ascii="Times New Roman" w:hAnsi="Times New Roman" w:cs="Times New Roman"/>
           <w:rtl/>
         </w:rPr>
-        <w:t>״</w:t>
+        <w:t>"</w:t>
       </w:r>
       <w:r>
         <w:rPr>
@@ -516,7 +517,7 @@
         <w:rPr>
           <w:rFonts w:ascii="Times New Roman" w:hAnsi="Times New Roman" w:cs="Times New Roman"/>
         </w:rPr>
-        <w:t xml:space="preserve"> called </w:t>
+        <w:t xml:space="preserve"> called</w:t>
       </w:r>
       <w:r>
         <w:rPr>
@@ -978,7 +979,7 @@
         <w:rPr>
           <w:rFonts w:ascii="Times New Roman" w:hAnsi="Times New Roman" w:cs="Times New Roman"/>
         </w:rPr>
-        <w:t xml:space="preserve">The </w:t>
+        <w:t>The</w:t>
       </w:r>
       <w:r>
         <w:rPr>
@@ -1349,7 +1350,7 @@
           <w:rFonts w:ascii="Times New Roman" w:hAnsi="Times New Roman" w:cs="Times New Roman"/>
           <w:rtl/>
         </w:rPr>
-        <w:t>״</w:t>
+        <w:t>"</w:t>
       </w:r>
       <w:r>
         <w:rPr>
@@ -1390,7 +1391,7 @@
           <w:rFonts w:ascii="Times New Roman" w:hAnsi="Times New Roman" w:cs="Times New Roman"/>
           <w:rtl/>
         </w:rPr>
-        <w:t>״</w:t>
+        <w:t>"</w:t>
       </w:r>
       <w:r>
         <w:rPr>
@@ -2080,7 +2081,7 @@
         <w:rPr>
           <w:rFonts w:ascii="Times New Roman" w:hAnsi="Times New Roman" w:cs="Times New Roman"/>
         </w:rPr>
-        <w:t xml:space="preserve"> - He needed the help from </w:t>
+        <w:t xml:space="preserve"> - He needed the help from</w:t>
       </w:r>
       <w:r>
         <w:rPr>
@@ -2769,7 +2770,7 @@
         <w:rPr>
           <w:rFonts w:ascii="Times New Roman" w:hAnsi="Times New Roman" w:cs="Times New Roman"/>
         </w:rPr>
-        <w:t xml:space="preserve">, a </w:t>
+        <w:t>, a</w:t>
       </w:r>
       <w:r>
         <w:rPr>
@@ -3437,7 +3438,19 @@
         <w:rPr>
           <w:rFonts w:ascii="Times New Roman" w:hAnsi="Times New Roman" w:cs="Times New Roman"/>
         </w:rPr>
-        <w:t xml:space="preserve"> presents a sobering statement about the locale know as </w:t>
+        <w:t xml:space="preserve"> presents a sobering statement about the locale know</w:t>
+      </w:r>
+      <w:r>
+        <w:rPr>
+          <w:rFonts w:ascii="Times New Roman" w:hAnsi="Times New Roman" w:cs="Times New Roman"/>
+        </w:rPr>
+        <w:t>n</w:t>
+      </w:r>
+      <w:r>
+        <w:rPr>
+          <w:rFonts w:ascii="Times New Roman" w:hAnsi="Times New Roman" w:cs="Times New Roman"/>
+        </w:rPr>
+        <w:t xml:space="preserve"> as </w:t>
       </w:r>
       <w:r>
         <w:rPr>
@@ -4232,7 +4245,7 @@
         <w:rPr>
           <w:rFonts w:ascii="Times New Roman" w:hAnsi="Times New Roman" w:cs="Times New Roman"/>
         </w:rPr>
-        <w:t xml:space="preserve"> that </w:t>
+        <w:t xml:space="preserve"> that</w:t>
       </w:r>
       <w:r>
         <w:rPr>
@@ -4365,7 +4378,7 @@
           <w:rFonts w:ascii="Times New Roman" w:hAnsi="Times New Roman" w:cs="Times New Roman"/>
           <w:rtl/>
         </w:rPr>
-        <w:t>״</w:t>
+        <w:t>"</w:t>
       </w:r>
       <w:r>
         <w:rPr>
@@ -4418,7 +4431,7 @@
           <w:rFonts w:ascii="Times New Roman" w:hAnsi="Times New Roman" w:cs="Times New Roman"/>
           <w:rtl/>
         </w:rPr>
-        <w:t>״</w:t>
+        <w:t>"</w:t>
       </w:r>
       <w:r>
         <w:rPr>
@@ -4471,7 +4484,7 @@
           <w:rFonts w:ascii="Times New Roman" w:hAnsi="Times New Roman" w:cs="Times New Roman"/>
           <w:rtl/>
         </w:rPr>
-        <w:t>״</w:t>
+        <w:t>"</w:t>
       </w:r>
       <w:r>
         <w:rPr>
@@ -4510,7 +4523,7 @@
           <w:rFonts w:ascii="Times New Roman" w:hAnsi="Times New Roman" w:cs="Times New Roman"/>
           <w:rtl/>
         </w:rPr>
-        <w:t>״</w:t>
+        <w:t>"</w:t>
       </w:r>
       <w:r>
         <w:rPr>
@@ -4593,7 +4606,7 @@
           <w:rFonts w:ascii="Times New Roman" w:hAnsi="Times New Roman" w:cs="Times New Roman"/>
           <w:rtl/>
         </w:rPr>
-        <w:t>״</w:t>
+        <w:t>"</w:t>
       </w:r>
       <w:r>
         <w:rPr>
@@ -4742,7 +4755,7 @@
           <w:rFonts w:ascii="Times New Roman" w:hAnsi="Times New Roman" w:cs="Times New Roman"/>
           <w:rtl/>
         </w:rPr>
-        <w:t>״</w:t>
+        <w:t>"</w:t>
       </w:r>
       <w:r>
         <w:rPr>
@@ -4783,7 +4796,7 @@
           <w:rFonts w:ascii="Times New Roman" w:hAnsi="Times New Roman" w:cs="Times New Roman"/>
           <w:rtl/>
         </w:rPr>
-        <w:t>״</w:t>
+        <w:t>"</w:t>
       </w:r>
       <w:r>
         <w:rPr>
@@ -4925,7 +4938,7 @@
           <w:rFonts w:ascii="Times New Roman" w:hAnsi="Times New Roman" w:cs="Times New Roman"/>
           <w:rtl/>
         </w:rPr>
-        <w:t>״</w:t>
+        <w:t>"</w:t>
       </w:r>
       <w:r>
         <w:rPr>
@@ -5232,7 +5245,7 @@
           <w:rFonts w:ascii="Times New Roman" w:hAnsi="Times New Roman" w:cs="Times New Roman"/>
           <w:rtl/>
         </w:rPr>
-        <w:t>״</w:t>
+        <w:t>"</w:t>
       </w:r>
       <w:r>
         <w:rPr>
@@ -5337,7 +5350,7 @@
           <w:rFonts w:ascii="Times New Roman" w:hAnsi="Times New Roman" w:cs="Times New Roman"/>
           <w:rtl/>
         </w:rPr>
-        <w:t>״</w:t>
+        <w:t>"</w:t>
       </w:r>
       <w:r>
         <w:rPr>
@@ -5441,7 +5454,7 @@
           <w:rFonts w:ascii="Times New Roman" w:hAnsi="Times New Roman" w:cs="Times New Roman"/>
           <w:rtl/>
         </w:rPr>
-        <w:t>״</w:t>
+        <w:t>"</w:t>
       </w:r>
       <w:r>
         <w:rPr>
@@ -5546,7 +5559,7 @@
           <w:rFonts w:ascii="Times New Roman" w:hAnsi="Times New Roman" w:cs="Times New Roman"/>
           <w:rtl/>
         </w:rPr>
-        <w:t>״</w:t>
+        <w:t>"</w:t>
       </w:r>
       <w:r>
         <w:rPr>

--- a/Files/02 - Shemos/07 - Teruma/5785/Teruma 5785.docx
+++ b/Files/02 - Shemos/07 - Teruma/5785/Teruma 5785.docx
@@ -53,7 +53,7 @@
         <w:rPr>
           <w:rFonts w:ascii="Times New Roman" w:hAnsi="Times New Roman" w:cs="Times New Roman"/>
         </w:rPr>
-        <w:t>. The</w:t>
+        <w:t xml:space="preserve">. The </w:t>
       </w:r>
       <w:r>
         <w:rPr>
@@ -66,7 +66,7 @@
         <w:rPr>
           <w:rFonts w:ascii="Times New Roman" w:hAnsi="Times New Roman" w:cs="Times New Roman"/>
         </w:rPr>
-        <w:t xml:space="preserve"> of</w:t>
+        <w:t xml:space="preserve"> of </w:t>
       </w:r>
       <w:r>
         <w:rPr>
@@ -186,7 +186,7 @@
         <w:rPr>
           <w:rFonts w:ascii="Times New Roman" w:hAnsi="Times New Roman" w:cs="Times New Roman"/>
         </w:rPr>
-        <w:t>, which represents the ongoing</w:t>
+        <w:t xml:space="preserve">, which represents the ongoing </w:t>
       </w:r>
       <w:r>
         <w:rPr>
@@ -258,7 +258,7 @@
           <w:rFonts w:ascii="Times New Roman" w:hAnsi="Times New Roman" w:cs="Times New Roman"/>
           <w:rtl/>
         </w:rPr>
-        <w:t>"</w:t>
+        <w:t>״</w:t>
       </w:r>
       <w:r>
         <w:rPr>
@@ -517,7 +517,7 @@
         <w:rPr>
           <w:rFonts w:ascii="Times New Roman" w:hAnsi="Times New Roman" w:cs="Times New Roman"/>
         </w:rPr>
-        <w:t xml:space="preserve"> called</w:t>
+        <w:t xml:space="preserve"> called </w:t>
       </w:r>
       <w:r>
         <w:rPr>
@@ -979,7 +979,7 @@
         <w:rPr>
           <w:rFonts w:ascii="Times New Roman" w:hAnsi="Times New Roman" w:cs="Times New Roman"/>
         </w:rPr>
-        <w:t>The</w:t>
+        <w:t xml:space="preserve">The </w:t>
       </w:r>
       <w:r>
         <w:rPr>
@@ -1350,7 +1350,7 @@
           <w:rFonts w:ascii="Times New Roman" w:hAnsi="Times New Roman" w:cs="Times New Roman"/>
           <w:rtl/>
         </w:rPr>
-        <w:t>"</w:t>
+        <w:t>״</w:t>
       </w:r>
       <w:r>
         <w:rPr>
@@ -1391,7 +1391,7 @@
           <w:rFonts w:ascii="Times New Roman" w:hAnsi="Times New Roman" w:cs="Times New Roman"/>
           <w:rtl/>
         </w:rPr>
-        <w:t>"</w:t>
+        <w:t>״</w:t>
       </w:r>
       <w:r>
         <w:rPr>
@@ -2081,7 +2081,7 @@
         <w:rPr>
           <w:rFonts w:ascii="Times New Roman" w:hAnsi="Times New Roman" w:cs="Times New Roman"/>
         </w:rPr>
-        <w:t xml:space="preserve"> - He needed the help from</w:t>
+        <w:t xml:space="preserve"> - He needed the help from </w:t>
       </w:r>
       <w:r>
         <w:rPr>
@@ -2770,7 +2770,7 @@
         <w:rPr>
           <w:rFonts w:ascii="Times New Roman" w:hAnsi="Times New Roman" w:cs="Times New Roman"/>
         </w:rPr>
-        <w:t>, a</w:t>
+        <w:t xml:space="preserve">, a </w:t>
       </w:r>
       <w:r>
         <w:rPr>
@@ -4245,7 +4245,7 @@
         <w:rPr>
           <w:rFonts w:ascii="Times New Roman" w:hAnsi="Times New Roman" w:cs="Times New Roman"/>
         </w:rPr>
-        <w:t xml:space="preserve"> that</w:t>
+        <w:t xml:space="preserve"> that </w:t>
       </w:r>
       <w:r>
         <w:rPr>
@@ -4378,7 +4378,7 @@
           <w:rFonts w:ascii="Times New Roman" w:hAnsi="Times New Roman" w:cs="Times New Roman"/>
           <w:rtl/>
         </w:rPr>
-        <w:t>"</w:t>
+        <w:t>״</w:t>
       </w:r>
       <w:r>
         <w:rPr>
@@ -4431,7 +4431,7 @@
           <w:rFonts w:ascii="Times New Roman" w:hAnsi="Times New Roman" w:cs="Times New Roman"/>
           <w:rtl/>
         </w:rPr>
-        <w:t>"</w:t>
+        <w:t>״</w:t>
       </w:r>
       <w:r>
         <w:rPr>
@@ -4484,7 +4484,7 @@
           <w:rFonts w:ascii="Times New Roman" w:hAnsi="Times New Roman" w:cs="Times New Roman"/>
           <w:rtl/>
         </w:rPr>
-        <w:t>"</w:t>
+        <w:t>״</w:t>
       </w:r>
       <w:r>
         <w:rPr>
@@ -4523,7 +4523,7 @@
           <w:rFonts w:ascii="Times New Roman" w:hAnsi="Times New Roman" w:cs="Times New Roman"/>
           <w:rtl/>
         </w:rPr>
-        <w:t>"</w:t>
+        <w:t>״</w:t>
       </w:r>
       <w:r>
         <w:rPr>
@@ -4606,7 +4606,7 @@
           <w:rFonts w:ascii="Times New Roman" w:hAnsi="Times New Roman" w:cs="Times New Roman"/>
           <w:rtl/>
         </w:rPr>
-        <w:t>"</w:t>
+        <w:t>״</w:t>
       </w:r>
       <w:r>
         <w:rPr>
@@ -4755,7 +4755,7 @@
           <w:rFonts w:ascii="Times New Roman" w:hAnsi="Times New Roman" w:cs="Times New Roman"/>
           <w:rtl/>
         </w:rPr>
-        <w:t>"</w:t>
+        <w:t>״</w:t>
       </w:r>
       <w:r>
         <w:rPr>
@@ -4796,7 +4796,7 @@
           <w:rFonts w:ascii="Times New Roman" w:hAnsi="Times New Roman" w:cs="Times New Roman"/>
           <w:rtl/>
         </w:rPr>
-        <w:t>"</w:t>
+        <w:t>״</w:t>
       </w:r>
       <w:r>
         <w:rPr>
@@ -4938,7 +4938,7 @@
           <w:rFonts w:ascii="Times New Roman" w:hAnsi="Times New Roman" w:cs="Times New Roman"/>
           <w:rtl/>
         </w:rPr>
-        <w:t>"</w:t>
+        <w:t>״</w:t>
       </w:r>
       <w:r>
         <w:rPr>
@@ -5245,7 +5245,7 @@
           <w:rFonts w:ascii="Times New Roman" w:hAnsi="Times New Roman" w:cs="Times New Roman"/>
           <w:rtl/>
         </w:rPr>
-        <w:t>"</w:t>
+        <w:t>״</w:t>
       </w:r>
       <w:r>
         <w:rPr>
@@ -5350,7 +5350,7 @@
           <w:rFonts w:ascii="Times New Roman" w:hAnsi="Times New Roman" w:cs="Times New Roman"/>
           <w:rtl/>
         </w:rPr>
-        <w:t>"</w:t>
+        <w:t>״</w:t>
       </w:r>
       <w:r>
         <w:rPr>
@@ -5454,7 +5454,7 @@
           <w:rFonts w:ascii="Times New Roman" w:hAnsi="Times New Roman" w:cs="Times New Roman"/>
           <w:rtl/>
         </w:rPr>
-        <w:t>"</w:t>
+        <w:t>״</w:t>
       </w:r>
       <w:r>
         <w:rPr>
@@ -5559,7 +5559,7 @@
           <w:rFonts w:ascii="Times New Roman" w:hAnsi="Times New Roman" w:cs="Times New Roman"/>
           <w:rtl/>
         </w:rPr>
-        <w:t>"</w:t>
+        <w:t>״</w:t>
       </w:r>
       <w:r>
         <w:rPr>

--- a/Files/02 - Shemos/07 - Teruma/5785/Teruma 5785.docx
+++ b/Files/02 - Shemos/07 - Teruma/5785/Teruma 5785.docx
@@ -53,7 +53,7 @@
         <w:rPr>
           <w:rFonts w:ascii="Times New Roman" w:hAnsi="Times New Roman" w:cs="Times New Roman"/>
         </w:rPr>
-        <w:t xml:space="preserve">. The </w:t>
+        <w:t>. The</w:t>
       </w:r>
       <w:r>
         <w:rPr>
@@ -66,7 +66,7 @@
         <w:rPr>
           <w:rFonts w:ascii="Times New Roman" w:hAnsi="Times New Roman" w:cs="Times New Roman"/>
         </w:rPr>
-        <w:t xml:space="preserve"> of </w:t>
+        <w:t xml:space="preserve"> of</w:t>
       </w:r>
       <w:r>
         <w:rPr>
@@ -186,7 +186,7 @@
         <w:rPr>
           <w:rFonts w:ascii="Times New Roman" w:hAnsi="Times New Roman" w:cs="Times New Roman"/>
         </w:rPr>
-        <w:t xml:space="preserve">, which represents the ongoing </w:t>
+        <w:t>, which represents the ongoing</w:t>
       </w:r>
       <w:r>
         <w:rPr>
@@ -258,7 +258,7 @@
           <w:rFonts w:ascii="Times New Roman" w:hAnsi="Times New Roman" w:cs="Times New Roman"/>
           <w:rtl/>
         </w:rPr>
-        <w:t>״</w:t>
+        <w:t>"</w:t>
       </w:r>
       <w:r>
         <w:rPr>
@@ -517,7 +517,7 @@
         <w:rPr>
           <w:rFonts w:ascii="Times New Roman" w:hAnsi="Times New Roman" w:cs="Times New Roman"/>
         </w:rPr>
-        <w:t xml:space="preserve"> called </w:t>
+        <w:t xml:space="preserve"> called</w:t>
       </w:r>
       <w:r>
         <w:rPr>
@@ -979,7 +979,7 @@
         <w:rPr>
           <w:rFonts w:ascii="Times New Roman" w:hAnsi="Times New Roman" w:cs="Times New Roman"/>
         </w:rPr>
-        <w:t xml:space="preserve">The </w:t>
+        <w:t>The</w:t>
       </w:r>
       <w:r>
         <w:rPr>
@@ -1350,7 +1350,7 @@
           <w:rFonts w:ascii="Times New Roman" w:hAnsi="Times New Roman" w:cs="Times New Roman"/>
           <w:rtl/>
         </w:rPr>
-        <w:t>״</w:t>
+        <w:t>"</w:t>
       </w:r>
       <w:r>
         <w:rPr>
@@ -1391,7 +1391,7 @@
           <w:rFonts w:ascii="Times New Roman" w:hAnsi="Times New Roman" w:cs="Times New Roman"/>
           <w:rtl/>
         </w:rPr>
-        <w:t>״</w:t>
+        <w:t>"</w:t>
       </w:r>
       <w:r>
         <w:rPr>
@@ -2081,7 +2081,7 @@
         <w:rPr>
           <w:rFonts w:ascii="Times New Roman" w:hAnsi="Times New Roman" w:cs="Times New Roman"/>
         </w:rPr>
-        <w:t xml:space="preserve"> - He needed the help from </w:t>
+        <w:t xml:space="preserve"> - He needed the help from</w:t>
       </w:r>
       <w:r>
         <w:rPr>
@@ -2320,7 +2320,19 @@
         <w:rPr>
           <w:rFonts w:ascii="Times New Roman" w:hAnsi="Times New Roman" w:cs="Times New Roman"/>
         </w:rPr>
-        <w:t xml:space="preserve">. It says (25:17) </w:t>
+        <w:t>. It says (25:1</w:t>
+      </w:r>
+      <w:r>
+        <w:rPr>
+          <w:rFonts w:ascii="Times New Roman" w:hAnsi="Times New Roman" w:cs="Times New Roman"/>
+        </w:rPr>
+        <w:t>8</w:t>
+      </w:r>
+      <w:r>
+        <w:rPr>
+          <w:rFonts w:ascii="Times New Roman" w:hAnsi="Times New Roman" w:cs="Times New Roman"/>
+        </w:rPr>
+        <w:t xml:space="preserve">) </w:t>
       </w:r>
       <w:r>
         <w:rPr>
@@ -2770,7 +2782,7 @@
         <w:rPr>
           <w:rFonts w:ascii="Times New Roman" w:hAnsi="Times New Roman" w:cs="Times New Roman"/>
         </w:rPr>
-        <w:t xml:space="preserve">, a </w:t>
+        <w:t>, a</w:t>
       </w:r>
       <w:r>
         <w:rPr>
@@ -4245,7 +4257,7 @@
         <w:rPr>
           <w:rFonts w:ascii="Times New Roman" w:hAnsi="Times New Roman" w:cs="Times New Roman"/>
         </w:rPr>
-        <w:t xml:space="preserve"> that </w:t>
+        <w:t xml:space="preserve"> that</w:t>
       </w:r>
       <w:r>
         <w:rPr>
@@ -4378,7 +4390,7 @@
           <w:rFonts w:ascii="Times New Roman" w:hAnsi="Times New Roman" w:cs="Times New Roman"/>
           <w:rtl/>
         </w:rPr>
-        <w:t>״</w:t>
+        <w:t>"</w:t>
       </w:r>
       <w:r>
         <w:rPr>
@@ -4431,7 +4443,7 @@
           <w:rFonts w:ascii="Times New Roman" w:hAnsi="Times New Roman" w:cs="Times New Roman"/>
           <w:rtl/>
         </w:rPr>
-        <w:t>״</w:t>
+        <w:t>"</w:t>
       </w:r>
       <w:r>
         <w:rPr>
@@ -4484,7 +4496,7 @@
           <w:rFonts w:ascii="Times New Roman" w:hAnsi="Times New Roman" w:cs="Times New Roman"/>
           <w:rtl/>
         </w:rPr>
-        <w:t>״</w:t>
+        <w:t>"</w:t>
       </w:r>
       <w:r>
         <w:rPr>
@@ -4523,7 +4535,7 @@
           <w:rFonts w:ascii="Times New Roman" w:hAnsi="Times New Roman" w:cs="Times New Roman"/>
           <w:rtl/>
         </w:rPr>
-        <w:t>״</w:t>
+        <w:t>"</w:t>
       </w:r>
       <w:r>
         <w:rPr>
@@ -4606,7 +4618,7 @@
           <w:rFonts w:ascii="Times New Roman" w:hAnsi="Times New Roman" w:cs="Times New Roman"/>
           <w:rtl/>
         </w:rPr>
-        <w:t>״</w:t>
+        <w:t>"</w:t>
       </w:r>
       <w:r>
         <w:rPr>
@@ -4755,7 +4767,7 @@
           <w:rFonts w:ascii="Times New Roman" w:hAnsi="Times New Roman" w:cs="Times New Roman"/>
           <w:rtl/>
         </w:rPr>
-        <w:t>״</w:t>
+        <w:t>"</w:t>
       </w:r>
       <w:r>
         <w:rPr>
@@ -4796,7 +4808,7 @@
           <w:rFonts w:ascii="Times New Roman" w:hAnsi="Times New Roman" w:cs="Times New Roman"/>
           <w:rtl/>
         </w:rPr>
-        <w:t>״</w:t>
+        <w:t>"</w:t>
       </w:r>
       <w:r>
         <w:rPr>
@@ -4938,7 +4950,7 @@
           <w:rFonts w:ascii="Times New Roman" w:hAnsi="Times New Roman" w:cs="Times New Roman"/>
           <w:rtl/>
         </w:rPr>
-        <w:t>״</w:t>
+        <w:t>"</w:t>
       </w:r>
       <w:r>
         <w:rPr>
@@ -5245,7 +5257,7 @@
           <w:rFonts w:ascii="Times New Roman" w:hAnsi="Times New Roman" w:cs="Times New Roman"/>
           <w:rtl/>
         </w:rPr>
-        <w:t>״</w:t>
+        <w:t>"</w:t>
       </w:r>
       <w:r>
         <w:rPr>
@@ -5350,7 +5362,7 @@
           <w:rFonts w:ascii="Times New Roman" w:hAnsi="Times New Roman" w:cs="Times New Roman"/>
           <w:rtl/>
         </w:rPr>
-        <w:t>״</w:t>
+        <w:t>"</w:t>
       </w:r>
       <w:r>
         <w:rPr>
@@ -5454,7 +5466,7 @@
           <w:rFonts w:ascii="Times New Roman" w:hAnsi="Times New Roman" w:cs="Times New Roman"/>
           <w:rtl/>
         </w:rPr>
-        <w:t>״</w:t>
+        <w:t>"</w:t>
       </w:r>
       <w:r>
         <w:rPr>
@@ -5559,7 +5571,7 @@
           <w:rFonts w:ascii="Times New Roman" w:hAnsi="Times New Roman" w:cs="Times New Roman"/>
           <w:rtl/>
         </w:rPr>
-        <w:t>״</w:t>
+        <w:t>"</w:t>
       </w:r>
       <w:r>
         <w:rPr>

--- a/Files/02 - Shemos/07 - Teruma/5785/Teruma 5785.docx
+++ b/Files/02 - Shemos/07 - Teruma/5785/Teruma 5785.docx
@@ -53,7 +53,7 @@
         <w:rPr>
           <w:rFonts w:ascii="Times New Roman" w:hAnsi="Times New Roman" w:cs="Times New Roman"/>
         </w:rPr>
-        <w:t>. The</w:t>
+        <w:t xml:space="preserve">. The </w:t>
       </w:r>
       <w:r>
         <w:rPr>
@@ -66,7 +66,7 @@
         <w:rPr>
           <w:rFonts w:ascii="Times New Roman" w:hAnsi="Times New Roman" w:cs="Times New Roman"/>
         </w:rPr>
-        <w:t xml:space="preserve"> of</w:t>
+        <w:t xml:space="preserve"> of </w:t>
       </w:r>
       <w:r>
         <w:rPr>
@@ -186,7 +186,7 @@
         <w:rPr>
           <w:rFonts w:ascii="Times New Roman" w:hAnsi="Times New Roman" w:cs="Times New Roman"/>
         </w:rPr>
-        <w:t>, which represents the ongoing</w:t>
+        <w:t xml:space="preserve">, which represents the ongoing </w:t>
       </w:r>
       <w:r>
         <w:rPr>
@@ -258,7 +258,7 @@
           <w:rFonts w:ascii="Times New Roman" w:hAnsi="Times New Roman" w:cs="Times New Roman"/>
           <w:rtl/>
         </w:rPr>
-        <w:t>"</w:t>
+        <w:t>״</w:t>
       </w:r>
       <w:r>
         <w:rPr>
@@ -517,7 +517,7 @@
         <w:rPr>
           <w:rFonts w:ascii="Times New Roman" w:hAnsi="Times New Roman" w:cs="Times New Roman"/>
         </w:rPr>
-        <w:t xml:space="preserve"> called</w:t>
+        <w:t xml:space="preserve"> called </w:t>
       </w:r>
       <w:r>
         <w:rPr>
@@ -979,7 +979,7 @@
         <w:rPr>
           <w:rFonts w:ascii="Times New Roman" w:hAnsi="Times New Roman" w:cs="Times New Roman"/>
         </w:rPr>
-        <w:t>The</w:t>
+        <w:t xml:space="preserve">The </w:t>
       </w:r>
       <w:r>
         <w:rPr>
@@ -1350,7 +1350,7 @@
           <w:rFonts w:ascii="Times New Roman" w:hAnsi="Times New Roman" w:cs="Times New Roman"/>
           <w:rtl/>
         </w:rPr>
-        <w:t>"</w:t>
+        <w:t>״</w:t>
       </w:r>
       <w:r>
         <w:rPr>
@@ -1391,7 +1391,7 @@
           <w:rFonts w:ascii="Times New Roman" w:hAnsi="Times New Roman" w:cs="Times New Roman"/>
           <w:rtl/>
         </w:rPr>
-        <w:t>"</w:t>
+        <w:t>״</w:t>
       </w:r>
       <w:r>
         <w:rPr>
@@ -2081,7 +2081,7 @@
         <w:rPr>
           <w:rFonts w:ascii="Times New Roman" w:hAnsi="Times New Roman" w:cs="Times New Roman"/>
         </w:rPr>
-        <w:t xml:space="preserve"> - He needed the help from</w:t>
+        <w:t xml:space="preserve"> - He needed the help from </w:t>
       </w:r>
       <w:r>
         <w:rPr>
@@ -2782,7 +2782,7 @@
         <w:rPr>
           <w:rFonts w:ascii="Times New Roman" w:hAnsi="Times New Roman" w:cs="Times New Roman"/>
         </w:rPr>
-        <w:t>, a</w:t>
+        <w:t xml:space="preserve">, a </w:t>
       </w:r>
       <w:r>
         <w:rPr>
@@ -4257,7 +4257,7 @@
         <w:rPr>
           <w:rFonts w:ascii="Times New Roman" w:hAnsi="Times New Roman" w:cs="Times New Roman"/>
         </w:rPr>
-        <w:t xml:space="preserve"> that</w:t>
+        <w:t xml:space="preserve"> that </w:t>
       </w:r>
       <w:r>
         <w:rPr>
@@ -4390,7 +4390,7 @@
           <w:rFonts w:ascii="Times New Roman" w:hAnsi="Times New Roman" w:cs="Times New Roman"/>
           <w:rtl/>
         </w:rPr>
-        <w:t>"</w:t>
+        <w:t>״</w:t>
       </w:r>
       <w:r>
         <w:rPr>
@@ -4443,7 +4443,7 @@
           <w:rFonts w:ascii="Times New Roman" w:hAnsi="Times New Roman" w:cs="Times New Roman"/>
           <w:rtl/>
         </w:rPr>
-        <w:t>"</w:t>
+        <w:t>״</w:t>
       </w:r>
       <w:r>
         <w:rPr>
@@ -4496,7 +4496,7 @@
           <w:rFonts w:ascii="Times New Roman" w:hAnsi="Times New Roman" w:cs="Times New Roman"/>
           <w:rtl/>
         </w:rPr>
-        <w:t>"</w:t>
+        <w:t>״</w:t>
       </w:r>
       <w:r>
         <w:rPr>
@@ -4535,7 +4535,7 @@
           <w:rFonts w:ascii="Times New Roman" w:hAnsi="Times New Roman" w:cs="Times New Roman"/>
           <w:rtl/>
         </w:rPr>
-        <w:t>"</w:t>
+        <w:t>״</w:t>
       </w:r>
       <w:r>
         <w:rPr>
@@ -4618,7 +4618,7 @@
           <w:rFonts w:ascii="Times New Roman" w:hAnsi="Times New Roman" w:cs="Times New Roman"/>
           <w:rtl/>
         </w:rPr>
-        <w:t>"</w:t>
+        <w:t>״</w:t>
       </w:r>
       <w:r>
         <w:rPr>
@@ -4767,7 +4767,7 @@
           <w:rFonts w:ascii="Times New Roman" w:hAnsi="Times New Roman" w:cs="Times New Roman"/>
           <w:rtl/>
         </w:rPr>
-        <w:t>"</w:t>
+        <w:t>״</w:t>
       </w:r>
       <w:r>
         <w:rPr>
@@ -4808,7 +4808,7 @@
           <w:rFonts w:ascii="Times New Roman" w:hAnsi="Times New Roman" w:cs="Times New Roman"/>
           <w:rtl/>
         </w:rPr>
-        <w:t>"</w:t>
+        <w:t>״</w:t>
       </w:r>
       <w:r>
         <w:rPr>
@@ -4950,7 +4950,7 @@
           <w:rFonts w:ascii="Times New Roman" w:hAnsi="Times New Roman" w:cs="Times New Roman"/>
           <w:rtl/>
         </w:rPr>
-        <w:t>"</w:t>
+        <w:t>״</w:t>
       </w:r>
       <w:r>
         <w:rPr>
@@ -5257,7 +5257,7 @@
           <w:rFonts w:ascii="Times New Roman" w:hAnsi="Times New Roman" w:cs="Times New Roman"/>
           <w:rtl/>
         </w:rPr>
-        <w:t>"</w:t>
+        <w:t>״</w:t>
       </w:r>
       <w:r>
         <w:rPr>
@@ -5362,7 +5362,7 @@
           <w:rFonts w:ascii="Times New Roman" w:hAnsi="Times New Roman" w:cs="Times New Roman"/>
           <w:rtl/>
         </w:rPr>
-        <w:t>"</w:t>
+        <w:t>״</w:t>
       </w:r>
       <w:r>
         <w:rPr>
@@ -5466,7 +5466,7 @@
           <w:rFonts w:ascii="Times New Roman" w:hAnsi="Times New Roman" w:cs="Times New Roman"/>
           <w:rtl/>
         </w:rPr>
-        <w:t>"</w:t>
+        <w:t>״</w:t>
       </w:r>
       <w:r>
         <w:rPr>
@@ -5571,7 +5571,7 @@
           <w:rFonts w:ascii="Times New Roman" w:hAnsi="Times New Roman" w:cs="Times New Roman"/>
           <w:rtl/>
         </w:rPr>
-        <w:t>"</w:t>
+        <w:t>״</w:t>
       </w:r>
       <w:r>
         <w:rPr>
